--- a/assets/documents/source/TenantInformationForm.docx
+++ b/assets/documents/source/TenantInformationForm.docx
@@ -93,10 +93,10 @@
                           <pic:cNvPicPr/>
                         </pic:nvPicPr>
                         <pic:blipFill rotWithShape="1">
-                          <a:blip r:embed="rId7">
+                          <a:blip r:embed="rId8">
                             <a:extLst>
                               <a:ext uri="{96DAC541-7B7A-43D3-8B79-37D633B846F1}">
-                                <asvg:svgBlip xmlns:asvg="http://schemas.microsoft.com/office/drawing/2016/SVG/main" r:embed="rId8"/>
+                                <asvg:svgBlip xmlns:asvg="http://schemas.microsoft.com/office/drawing/2016/SVG/main" r:embed="rId9"/>
                               </a:ext>
                             </a:extLst>
                           </a:blip>
@@ -2051,6 +2051,9 @@
                           <w:tab w:val="right" w:leader="underscore" w:pos="8640"/>
                         </w:tabs>
                         <w:spacing w:before="160" w:after="0" w:line="240" w:lineRule="auto"/>
+                        <w:rPr>
+                          <w:rFonts w:hint="eastAsia"/>
+                        </w:rPr>
                       </w:pPr>
                       <w:r>
                         <w:t>Transponder #:</w:t>
@@ -2125,7 +2128,7 @@
       </w:r>
     </w:p>
     <w:sectPr>
-      <w:footerReference w:type="default" r:id="rId9"/>
+      <w:footerReference w:type="default" r:id="rId10"/>
       <w:pgSz w:w="12240" w:h="15840"/>
       <w:pgMar w:top="1440" w:right="1800" w:bottom="1440" w:left="1800" w:header="720" w:footer="720" w:gutter="0"/>
       <w:cols w:space="720"/>
@@ -2235,6 +2238,431 @@
     </w:p>
   </w:footnote>
 </w:footnotes>
+</file>
+
+<file path=word/numbering.xml><?xml version="1.0" encoding="utf-8"?>
+<w:numbering xmlns:wpc="http://schemas.microsoft.com/office/word/2010/wordprocessingCanvas" xmlns:cx="http://schemas.microsoft.com/office/drawing/2014/chartex" xmlns:cx1="http://schemas.microsoft.com/office/drawing/2015/9/8/chartex" xmlns:cx2="http://schemas.microsoft.com/office/drawing/2015/10/21/chartex" xmlns:cx3="http://schemas.microsoft.com/office/drawing/2016/5/9/chartex" xmlns:cx4="http://schemas.microsoft.com/office/drawing/2016/5/10/chartex" xmlns:cx5="http://schemas.microsoft.com/office/drawing/2016/5/11/chartex" xmlns:cx6="http://schemas.microsoft.com/office/drawing/2016/5/12/chartex" xmlns:cx7="http://schemas.microsoft.com/office/drawing/2016/5/13/chartex" xmlns:cx8="http://schemas.microsoft.com/office/drawing/2016/5/14/chartex" xmlns:mc="http://schemas.openxmlformats.org/markup-compatibility/2006" xmlns:aink="http://schemas.microsoft.com/office/drawing/2016/ink" xmlns:am3d="http://schemas.microsoft.com/office/drawing/2017/model3d" xmlns:o="urn:schemas-microsoft-com:office:office" xmlns:oel="http://schemas.microsoft.com/office/2019/extlst" xmlns:r="http://schemas.openxmlformats.org/officeDocument/2006/relationships" xmlns:m="http://schemas.openxmlformats.org/officeDocument/2006/math" xmlns:v="urn:schemas-microsoft-com:vml" xmlns:wp14="http://schemas.microsoft.com/office/word/2010/wordprocessingDrawing" xmlns:wp="http://schemas.openxmlformats.org/drawingml/2006/wordprocessingDrawing" xmlns:w10="urn:schemas-microsoft-com:office:word" xmlns:w="http://schemas.openxmlformats.org/wordprocessingml/2006/main" xmlns:w14="http://schemas.microsoft.com/office/word/2010/wordml" xmlns:w15="http://schemas.microsoft.com/office/word/2012/wordml" xmlns:w16cex="http://schemas.microsoft.com/office/word/2018/wordml/cex" xmlns:w16cid="http://schemas.microsoft.com/office/word/2016/wordml/cid" xmlns:w16="http://schemas.microsoft.com/office/word/2018/wordml" xmlns:w16du="http://schemas.microsoft.com/office/word/2023/wordml/word16du" xmlns:w16sdtdh="http://schemas.microsoft.com/office/word/2020/wordml/sdtdatahash" xmlns:w16sdtfl="http://schemas.microsoft.com/office/word/2024/wordml/sdtformatlock" xmlns:w16se="http://schemas.microsoft.com/office/word/2015/wordml/symex" xmlns:wpg="http://schemas.microsoft.com/office/word/2010/wordprocessingGroup" xmlns:wpi="http://schemas.microsoft.com/office/word/2010/wordprocessingInk" xmlns:wne="http://schemas.microsoft.com/office/word/2006/wordml" xmlns:wps="http://schemas.microsoft.com/office/word/2010/wordprocessingShape" mc:Ignorable="w14 w15 w16se w16cid w16 w16cex w16sdtdh w16sdtfl w16du wp14">
+  <w:abstractNum w:abstractNumId="0" w15:restartNumberingAfterBreak="0">
+    <w:nsid w:val="215A3DF7"/>
+    <w:multiLevelType w:val="multilevel"/>
+    <w:tmpl w:val="BC046162"/>
+    <w:lvl w:ilvl="0">
+      <w:start w:val="1"/>
+      <w:numFmt w:val="bullet"/>
+      <w:lvlText w:val=""/>
+      <w:lvlJc w:val="left"/>
+      <w:pPr>
+        <w:tabs>
+          <w:tab w:val="num" w:pos="720"/>
+        </w:tabs>
+        <w:ind w:left="720" w:hanging="360"/>
+      </w:pPr>
+      <w:rPr>
+        <w:rFonts w:ascii="Wingdings" w:hAnsi="Wingdings" w:hint="default"/>
+        <w:sz w:val="20"/>
+      </w:rPr>
+    </w:lvl>
+    <w:lvl w:ilvl="1" w:tentative="1">
+      <w:start w:val="1"/>
+      <w:numFmt w:val="bullet"/>
+      <w:lvlText w:val=""/>
+      <w:lvlJc w:val="left"/>
+      <w:pPr>
+        <w:tabs>
+          <w:tab w:val="num" w:pos="1440"/>
+        </w:tabs>
+        <w:ind w:left="1440" w:hanging="360"/>
+      </w:pPr>
+      <w:rPr>
+        <w:rFonts w:ascii="Wingdings" w:hAnsi="Wingdings" w:hint="default"/>
+        <w:sz w:val="20"/>
+      </w:rPr>
+    </w:lvl>
+    <w:lvl w:ilvl="2" w:tentative="1">
+      <w:start w:val="1"/>
+      <w:numFmt w:val="bullet"/>
+      <w:lvlText w:val=""/>
+      <w:lvlJc w:val="left"/>
+      <w:pPr>
+        <w:tabs>
+          <w:tab w:val="num" w:pos="2160"/>
+        </w:tabs>
+        <w:ind w:left="2160" w:hanging="360"/>
+      </w:pPr>
+      <w:rPr>
+        <w:rFonts w:ascii="Wingdings" w:hAnsi="Wingdings" w:hint="default"/>
+        <w:sz w:val="20"/>
+      </w:rPr>
+    </w:lvl>
+    <w:lvl w:ilvl="3" w:tentative="1">
+      <w:start w:val="1"/>
+      <w:numFmt w:val="bullet"/>
+      <w:lvlText w:val=""/>
+      <w:lvlJc w:val="left"/>
+      <w:pPr>
+        <w:tabs>
+          <w:tab w:val="num" w:pos="2880"/>
+        </w:tabs>
+        <w:ind w:left="2880" w:hanging="360"/>
+      </w:pPr>
+      <w:rPr>
+        <w:rFonts w:ascii="Wingdings" w:hAnsi="Wingdings" w:hint="default"/>
+        <w:sz w:val="20"/>
+      </w:rPr>
+    </w:lvl>
+    <w:lvl w:ilvl="4" w:tentative="1">
+      <w:start w:val="1"/>
+      <w:numFmt w:val="bullet"/>
+      <w:lvlText w:val=""/>
+      <w:lvlJc w:val="left"/>
+      <w:pPr>
+        <w:tabs>
+          <w:tab w:val="num" w:pos="3600"/>
+        </w:tabs>
+        <w:ind w:left="3600" w:hanging="360"/>
+      </w:pPr>
+      <w:rPr>
+        <w:rFonts w:ascii="Wingdings" w:hAnsi="Wingdings" w:hint="default"/>
+        <w:sz w:val="20"/>
+      </w:rPr>
+    </w:lvl>
+    <w:lvl w:ilvl="5" w:tentative="1">
+      <w:start w:val="1"/>
+      <w:numFmt w:val="bullet"/>
+      <w:lvlText w:val=""/>
+      <w:lvlJc w:val="left"/>
+      <w:pPr>
+        <w:tabs>
+          <w:tab w:val="num" w:pos="4320"/>
+        </w:tabs>
+        <w:ind w:left="4320" w:hanging="360"/>
+      </w:pPr>
+      <w:rPr>
+        <w:rFonts w:ascii="Wingdings" w:hAnsi="Wingdings" w:hint="default"/>
+        <w:sz w:val="20"/>
+      </w:rPr>
+    </w:lvl>
+    <w:lvl w:ilvl="6" w:tentative="1">
+      <w:start w:val="1"/>
+      <w:numFmt w:val="bullet"/>
+      <w:lvlText w:val=""/>
+      <w:lvlJc w:val="left"/>
+      <w:pPr>
+        <w:tabs>
+          <w:tab w:val="num" w:pos="5040"/>
+        </w:tabs>
+        <w:ind w:left="5040" w:hanging="360"/>
+      </w:pPr>
+      <w:rPr>
+        <w:rFonts w:ascii="Wingdings" w:hAnsi="Wingdings" w:hint="default"/>
+        <w:sz w:val="20"/>
+      </w:rPr>
+    </w:lvl>
+    <w:lvl w:ilvl="7" w:tentative="1">
+      <w:start w:val="1"/>
+      <w:numFmt w:val="bullet"/>
+      <w:lvlText w:val=""/>
+      <w:lvlJc w:val="left"/>
+      <w:pPr>
+        <w:tabs>
+          <w:tab w:val="num" w:pos="5760"/>
+        </w:tabs>
+        <w:ind w:left="5760" w:hanging="360"/>
+      </w:pPr>
+      <w:rPr>
+        <w:rFonts w:ascii="Wingdings" w:hAnsi="Wingdings" w:hint="default"/>
+        <w:sz w:val="20"/>
+      </w:rPr>
+    </w:lvl>
+    <w:lvl w:ilvl="8" w:tentative="1">
+      <w:start w:val="1"/>
+      <w:numFmt w:val="bullet"/>
+      <w:lvlText w:val=""/>
+      <w:lvlJc w:val="left"/>
+      <w:pPr>
+        <w:tabs>
+          <w:tab w:val="num" w:pos="6480"/>
+        </w:tabs>
+        <w:ind w:left="6480" w:hanging="360"/>
+      </w:pPr>
+      <w:rPr>
+        <w:rFonts w:ascii="Wingdings" w:hAnsi="Wingdings" w:hint="default"/>
+        <w:sz w:val="20"/>
+      </w:rPr>
+    </w:lvl>
+  </w:abstractNum>
+  <w:abstractNum w:abstractNumId="1" w15:restartNumberingAfterBreak="0">
+    <w:nsid w:val="5D7F1713"/>
+    <w:multiLevelType w:val="multilevel"/>
+    <w:tmpl w:val="D5B648FE"/>
+    <w:lvl w:ilvl="0">
+      <w:start w:val="1"/>
+      <w:numFmt w:val="bullet"/>
+      <w:lvlText w:val=""/>
+      <w:lvlJc w:val="left"/>
+      <w:pPr>
+        <w:tabs>
+          <w:tab w:val="num" w:pos="720"/>
+        </w:tabs>
+        <w:ind w:left="720" w:hanging="360"/>
+      </w:pPr>
+      <w:rPr>
+        <w:rFonts w:ascii="Wingdings" w:hAnsi="Wingdings" w:hint="default"/>
+        <w:sz w:val="20"/>
+      </w:rPr>
+    </w:lvl>
+    <w:lvl w:ilvl="1" w:tentative="1">
+      <w:start w:val="1"/>
+      <w:numFmt w:val="bullet"/>
+      <w:lvlText w:val=""/>
+      <w:lvlJc w:val="left"/>
+      <w:pPr>
+        <w:tabs>
+          <w:tab w:val="num" w:pos="1440"/>
+        </w:tabs>
+        <w:ind w:left="1440" w:hanging="360"/>
+      </w:pPr>
+      <w:rPr>
+        <w:rFonts w:ascii="Wingdings" w:hAnsi="Wingdings" w:hint="default"/>
+        <w:sz w:val="20"/>
+      </w:rPr>
+    </w:lvl>
+    <w:lvl w:ilvl="2" w:tentative="1">
+      <w:start w:val="1"/>
+      <w:numFmt w:val="bullet"/>
+      <w:lvlText w:val=""/>
+      <w:lvlJc w:val="left"/>
+      <w:pPr>
+        <w:tabs>
+          <w:tab w:val="num" w:pos="2160"/>
+        </w:tabs>
+        <w:ind w:left="2160" w:hanging="360"/>
+      </w:pPr>
+      <w:rPr>
+        <w:rFonts w:ascii="Wingdings" w:hAnsi="Wingdings" w:hint="default"/>
+        <w:sz w:val="20"/>
+      </w:rPr>
+    </w:lvl>
+    <w:lvl w:ilvl="3" w:tentative="1">
+      <w:start w:val="1"/>
+      <w:numFmt w:val="bullet"/>
+      <w:lvlText w:val=""/>
+      <w:lvlJc w:val="left"/>
+      <w:pPr>
+        <w:tabs>
+          <w:tab w:val="num" w:pos="2880"/>
+        </w:tabs>
+        <w:ind w:left="2880" w:hanging="360"/>
+      </w:pPr>
+      <w:rPr>
+        <w:rFonts w:ascii="Wingdings" w:hAnsi="Wingdings" w:hint="default"/>
+        <w:sz w:val="20"/>
+      </w:rPr>
+    </w:lvl>
+    <w:lvl w:ilvl="4" w:tentative="1">
+      <w:start w:val="1"/>
+      <w:numFmt w:val="bullet"/>
+      <w:lvlText w:val=""/>
+      <w:lvlJc w:val="left"/>
+      <w:pPr>
+        <w:tabs>
+          <w:tab w:val="num" w:pos="3600"/>
+        </w:tabs>
+        <w:ind w:left="3600" w:hanging="360"/>
+      </w:pPr>
+      <w:rPr>
+        <w:rFonts w:ascii="Wingdings" w:hAnsi="Wingdings" w:hint="default"/>
+        <w:sz w:val="20"/>
+      </w:rPr>
+    </w:lvl>
+    <w:lvl w:ilvl="5" w:tentative="1">
+      <w:start w:val="1"/>
+      <w:numFmt w:val="bullet"/>
+      <w:lvlText w:val=""/>
+      <w:lvlJc w:val="left"/>
+      <w:pPr>
+        <w:tabs>
+          <w:tab w:val="num" w:pos="4320"/>
+        </w:tabs>
+        <w:ind w:left="4320" w:hanging="360"/>
+      </w:pPr>
+      <w:rPr>
+        <w:rFonts w:ascii="Wingdings" w:hAnsi="Wingdings" w:hint="default"/>
+        <w:sz w:val="20"/>
+      </w:rPr>
+    </w:lvl>
+    <w:lvl w:ilvl="6" w:tentative="1">
+      <w:start w:val="1"/>
+      <w:numFmt w:val="bullet"/>
+      <w:lvlText w:val=""/>
+      <w:lvlJc w:val="left"/>
+      <w:pPr>
+        <w:tabs>
+          <w:tab w:val="num" w:pos="5040"/>
+        </w:tabs>
+        <w:ind w:left="5040" w:hanging="360"/>
+      </w:pPr>
+      <w:rPr>
+        <w:rFonts w:ascii="Wingdings" w:hAnsi="Wingdings" w:hint="default"/>
+        <w:sz w:val="20"/>
+      </w:rPr>
+    </w:lvl>
+    <w:lvl w:ilvl="7" w:tentative="1">
+      <w:start w:val="1"/>
+      <w:numFmt w:val="bullet"/>
+      <w:lvlText w:val=""/>
+      <w:lvlJc w:val="left"/>
+      <w:pPr>
+        <w:tabs>
+          <w:tab w:val="num" w:pos="5760"/>
+        </w:tabs>
+        <w:ind w:left="5760" w:hanging="360"/>
+      </w:pPr>
+      <w:rPr>
+        <w:rFonts w:ascii="Wingdings" w:hAnsi="Wingdings" w:hint="default"/>
+        <w:sz w:val="20"/>
+      </w:rPr>
+    </w:lvl>
+    <w:lvl w:ilvl="8" w:tentative="1">
+      <w:start w:val="1"/>
+      <w:numFmt w:val="bullet"/>
+      <w:lvlText w:val=""/>
+      <w:lvlJc w:val="left"/>
+      <w:pPr>
+        <w:tabs>
+          <w:tab w:val="num" w:pos="6480"/>
+        </w:tabs>
+        <w:ind w:left="6480" w:hanging="360"/>
+      </w:pPr>
+      <w:rPr>
+        <w:rFonts w:ascii="Wingdings" w:hAnsi="Wingdings" w:hint="default"/>
+        <w:sz w:val="20"/>
+      </w:rPr>
+    </w:lvl>
+  </w:abstractNum>
+  <w:abstractNum w:abstractNumId="2" w15:restartNumberingAfterBreak="0">
+    <w:nsid w:val="70DD0FCB"/>
+    <w:multiLevelType w:val="multilevel"/>
+    <w:tmpl w:val="1090D6D4"/>
+    <w:lvl w:ilvl="0">
+      <w:start w:val="1"/>
+      <w:numFmt w:val="decimal"/>
+      <w:lvlText w:val="%1."/>
+      <w:lvlJc w:val="left"/>
+      <w:pPr>
+        <w:tabs>
+          <w:tab w:val="num" w:pos="720"/>
+        </w:tabs>
+        <w:ind w:left="720" w:hanging="360"/>
+      </w:pPr>
+    </w:lvl>
+    <w:lvl w:ilvl="1" w:tentative="1">
+      <w:start w:val="1"/>
+      <w:numFmt w:val="decimal"/>
+      <w:lvlText w:val="%2."/>
+      <w:lvlJc w:val="left"/>
+      <w:pPr>
+        <w:tabs>
+          <w:tab w:val="num" w:pos="1440"/>
+        </w:tabs>
+        <w:ind w:left="1440" w:hanging="360"/>
+      </w:pPr>
+    </w:lvl>
+    <w:lvl w:ilvl="2" w:tentative="1">
+      <w:start w:val="1"/>
+      <w:numFmt w:val="decimal"/>
+      <w:lvlText w:val="%3."/>
+      <w:lvlJc w:val="left"/>
+      <w:pPr>
+        <w:tabs>
+          <w:tab w:val="num" w:pos="2160"/>
+        </w:tabs>
+        <w:ind w:left="2160" w:hanging="360"/>
+      </w:pPr>
+    </w:lvl>
+    <w:lvl w:ilvl="3" w:tentative="1">
+      <w:start w:val="1"/>
+      <w:numFmt w:val="decimal"/>
+      <w:lvlText w:val="%4."/>
+      <w:lvlJc w:val="left"/>
+      <w:pPr>
+        <w:tabs>
+          <w:tab w:val="num" w:pos="2880"/>
+        </w:tabs>
+        <w:ind w:left="2880" w:hanging="360"/>
+      </w:pPr>
+    </w:lvl>
+    <w:lvl w:ilvl="4" w:tentative="1">
+      <w:start w:val="1"/>
+      <w:numFmt w:val="decimal"/>
+      <w:lvlText w:val="%5."/>
+      <w:lvlJc w:val="left"/>
+      <w:pPr>
+        <w:tabs>
+          <w:tab w:val="num" w:pos="3600"/>
+        </w:tabs>
+        <w:ind w:left="3600" w:hanging="360"/>
+      </w:pPr>
+    </w:lvl>
+    <w:lvl w:ilvl="5" w:tentative="1">
+      <w:start w:val="1"/>
+      <w:numFmt w:val="decimal"/>
+      <w:lvlText w:val="%6."/>
+      <w:lvlJc w:val="left"/>
+      <w:pPr>
+        <w:tabs>
+          <w:tab w:val="num" w:pos="4320"/>
+        </w:tabs>
+        <w:ind w:left="4320" w:hanging="360"/>
+      </w:pPr>
+    </w:lvl>
+    <w:lvl w:ilvl="6" w:tentative="1">
+      <w:start w:val="1"/>
+      <w:numFmt w:val="decimal"/>
+      <w:lvlText w:val="%7."/>
+      <w:lvlJc w:val="left"/>
+      <w:pPr>
+        <w:tabs>
+          <w:tab w:val="num" w:pos="5040"/>
+        </w:tabs>
+        <w:ind w:left="5040" w:hanging="360"/>
+      </w:pPr>
+    </w:lvl>
+    <w:lvl w:ilvl="7" w:tentative="1">
+      <w:start w:val="1"/>
+      <w:numFmt w:val="decimal"/>
+      <w:lvlText w:val="%8."/>
+      <w:lvlJc w:val="left"/>
+      <w:pPr>
+        <w:tabs>
+          <w:tab w:val="num" w:pos="5760"/>
+        </w:tabs>
+        <w:ind w:left="5760" w:hanging="360"/>
+      </w:pPr>
+    </w:lvl>
+    <w:lvl w:ilvl="8" w:tentative="1">
+      <w:start w:val="1"/>
+      <w:numFmt w:val="decimal"/>
+      <w:lvlText w:val="%9."/>
+      <w:lvlJc w:val="left"/>
+      <w:pPr>
+        <w:tabs>
+          <w:tab w:val="num" w:pos="6480"/>
+        </w:tabs>
+        <w:ind w:left="6480" w:hanging="360"/>
+      </w:pPr>
+    </w:lvl>
+  </w:abstractNum>
+  <w:num w:numId="1" w16cid:durableId="776101846">
+    <w:abstractNumId w:val="0"/>
+  </w:num>
+  <w:num w:numId="2" w16cid:durableId="57435595">
+    <w:abstractNumId w:val="2"/>
+  </w:num>
+  <w:num w:numId="3" w16cid:durableId="1427077969">
+    <w:abstractNumId w:val="1"/>
+  </w:num>
+</w:numbering>
 </file>
 
 <file path=word/styles.xml><?xml version="1.0" encoding="utf-8"?>
